--- a/homeworks/homework03/s3_answer_sheet.docx
+++ b/homeworks/homework03/s3_answer_sheet.docx
@@ -196,27 +196,7 @@
           <w:szCs w:val="20"/>
           <w:lang w:val="en-GB" w:eastAsia="en-GB"/>
         </w:rPr>
-        <w:t xml:space="preserve">You are advised, but not obliged, to work on this problem set in groups of up to three people. Groups can change for different problem sets. You are free to use any software you are familiar with. Each group </w:t>
-      </w:r>
-      <w:proofErr w:type="gramStart"/>
-      <w:r>
-        <w:rPr>
-          <w:rFonts w:ascii="Calibri" w:eastAsia="Times New Roman" w:hAnsi="Calibri" w:cs="Calibri"/>
-          <w:sz w:val="20"/>
-          <w:szCs w:val="20"/>
-          <w:lang w:val="en-GB" w:eastAsia="en-GB"/>
-        </w:rPr>
-        <w:t>has to</w:t>
-      </w:r>
-      <w:proofErr w:type="gramEnd"/>
-      <w:r>
-        <w:rPr>
-          <w:rFonts w:ascii="Calibri" w:eastAsia="Times New Roman" w:hAnsi="Calibri" w:cs="Calibri"/>
-          <w:sz w:val="20"/>
-          <w:szCs w:val="20"/>
-          <w:lang w:val="en-GB" w:eastAsia="en-GB"/>
-        </w:rPr>
-        <w:t xml:space="preserve"> hand in one solution sheet (available for each problem set on Canvas) together with the unique calculation file (R/Python/Julia or whatever software you used). Answers in the solution sheet should be typed (or written legibly). The deadline is </w:t>
+        <w:t xml:space="preserve">You are advised, but not obliged, to work on this problem set in groups of up to three people. Groups can change for different problem sets. You are free to use any software you are familiar with. Each group has to hand in one solution sheet (available for each problem set on Canvas) together with the unique calculation file (R/Python/Julia or whatever software you used). Answers in the solution sheet should be typed (or written legibly). The deadline is </w:t>
       </w:r>
       <w:r>
         <w:rPr>
@@ -291,7 +271,7 @@
           <w:sz w:val="24"/>
           <w:szCs w:val="24"/>
         </w:rPr>
-        <w:t>_________________</w:t>
+        <w:t xml:space="preserve">Cyril Gabriele, Adriano Lama, </w:t>
       </w:r>
       <w:r>
         <w:rPr>
@@ -300,17 +280,18 @@
           <w:sz w:val="24"/>
           <w:szCs w:val="24"/>
         </w:rPr>
-        <w:t>_______________________________</w:t>
+        <w:t>Nilufar Ismayilova</w:t>
       </w:r>
-      <w:r>
+    </w:p>
+    <w:p>
+      <w:pPr>
         <w:rPr>
           <w:rFonts w:ascii="Arial" w:hAnsi="Arial" w:cs="Arial"/>
           <w:b/>
           <w:sz w:val="24"/>
           <w:szCs w:val="24"/>
         </w:rPr>
-        <w:t>_____</w:t>
-      </w:r>
+      </w:pPr>
       <w:r>
         <w:rPr>
           <w:rFonts w:ascii="Arial" w:hAnsi="Arial" w:cs="Arial"/>
@@ -323,14 +304,14 @@
     </w:p>
     <w:tbl>
       <w:tblPr>
-        <w:tblStyle w:val="TableGrid"/>
+        <w:tblStyle w:val="Tabellenraster"/>
         <w:tblW w:w="9396" w:type="dxa"/>
         <w:tblLook w:val="04A0" w:firstRow="1" w:lastRow="0" w:firstColumn="1" w:lastColumn="0" w:noHBand="0" w:noVBand="1"/>
       </w:tblPr>
       <w:tblGrid>
-        <w:gridCol w:w="4424"/>
-        <w:gridCol w:w="4077"/>
-        <w:gridCol w:w="895"/>
+        <w:gridCol w:w="1488"/>
+        <w:gridCol w:w="7189"/>
+        <w:gridCol w:w="719"/>
       </w:tblGrid>
       <w:tr>
         <w:tc>
@@ -453,7 +434,6 @@
               </w:rPr>
               <w:t xml:space="preserve"> </w:t>
             </w:r>
-            <w:proofErr w:type="spellStart"/>
             <w:r>
               <w:rPr>
                 <w:rStyle w:val="textlayer--absolute"/>
@@ -465,7 +445,6 @@
               </w:rPr>
               <w:t>ener</w:t>
             </w:r>
-            <w:proofErr w:type="spellEnd"/>
             <w:r>
               <w:rPr>
                 <w:rStyle w:val="textlayer--absolute"/>
@@ -500,7 +479,17 @@
                 <w:sz w:val="26"/>
                 <w:szCs w:val="26"/>
               </w:rPr>
-              <w:t>the same for the PACF (using this time the</w:t>
+              <w:t xml:space="preserve">the same for the PACF </w:t>
+            </w:r>
+            <w:r>
+              <w:rPr>
+                <w:rStyle w:val="textlayer--absolute"/>
+                <w:rFonts w:ascii="Times New Roman" w:hAnsi="Times New Roman" w:cs="Times New Roman"/>
+                <w:sz w:val="26"/>
+                <w:szCs w:val="26"/>
+              </w:rPr>
+              <w:lastRenderedPageBreak/>
+              <w:t>(using this time the</w:t>
             </w:r>
             <w:r>
               <w:rPr>
@@ -511,8 +500,6 @@
               </w:rPr>
               <w:t xml:space="preserve"> </w:t>
             </w:r>
-            <w:proofErr w:type="spellStart"/>
-            <w:proofErr w:type="gramStart"/>
             <w:r>
               <w:rPr>
                 <w:rStyle w:val="textlayer--absolute"/>
@@ -522,31 +509,7 @@
                 <w:sz w:val="26"/>
                 <w:szCs w:val="26"/>
               </w:rPr>
-              <w:t>ggPacf</w:t>
-            </w:r>
-            <w:proofErr w:type="spellEnd"/>
-            <w:r>
-              <w:rPr>
-                <w:rStyle w:val="textlayer--absolute"/>
-                <w:rFonts w:ascii="Times New Roman" w:hAnsi="Times New Roman" w:cs="Times New Roman"/>
-                <w:i/>
-                <w:iCs/>
-                <w:sz w:val="26"/>
-                <w:szCs w:val="26"/>
-              </w:rPr>
-              <w:t>(</w:t>
-            </w:r>
-            <w:proofErr w:type="gramEnd"/>
-            <w:r>
-              <w:rPr>
-                <w:rStyle w:val="textlayer--absolute"/>
-                <w:rFonts w:ascii="Times New Roman" w:hAnsi="Times New Roman" w:cs="Times New Roman"/>
-                <w:i/>
-                <w:iCs/>
-                <w:sz w:val="26"/>
-                <w:szCs w:val="26"/>
-              </w:rPr>
-              <w:t>)</w:t>
+              <w:t>ggPacf()</w:t>
             </w:r>
             <w:r>
               <w:rPr>
@@ -591,7 +554,7 @@
           </w:p>
           <w:p>
             <w:pPr>
-              <w:pStyle w:val="NormalWeb"/>
+              <w:pStyle w:val="StandardWeb"/>
               <w:rPr>
                 <w:sz w:val="26"/>
                 <w:szCs w:val="26"/>
@@ -614,6 +577,84 @@
           <w:tcPr>
             <w:tcW w:w="4077" w:type="dxa"/>
           </w:tcPr>
+          <w:p>
+            <w:pPr>
+              <w:rPr>
+                <w:rFonts w:ascii="Times New Roman" w:hAnsi="Times New Roman" w:cs="Times New Roman"/>
+                <w:bCs/>
+                <w:sz w:val="24"/>
+                <w:szCs w:val="24"/>
+              </w:rPr>
+            </w:pPr>
+            <w:r>
+              <w:rPr>
+                <w:rFonts w:ascii="Times New Roman" w:hAnsi="Times New Roman" w:cs="Times New Roman"/>
+                <w:bCs/>
+                <w:sz w:val="24"/>
+                <w:szCs w:val="24"/>
+              </w:rPr>
+              <w:lastRenderedPageBreak/>
+              <w:t>Interpretation Exercise 1</w:t>
+            </w:r>
+          </w:p>
+          <w:p>
+            <w:pPr>
+              <w:rPr>
+                <w:rFonts w:ascii="Times New Roman" w:hAnsi="Times New Roman" w:cs="Times New Roman"/>
+                <w:bCs/>
+                <w:sz w:val="24"/>
+                <w:szCs w:val="24"/>
+              </w:rPr>
+            </w:pPr>
+          </w:p>
+          <w:p>
+            <w:pPr>
+              <w:rPr>
+                <w:rFonts w:ascii="Times New Roman" w:hAnsi="Times New Roman" w:cs="Times New Roman"/>
+                <w:bCs/>
+                <w:sz w:val="24"/>
+                <w:szCs w:val="24"/>
+              </w:rPr>
+            </w:pPr>
+            <w:r>
+              <w:rPr>
+                <w:rFonts w:ascii="Times New Roman" w:hAnsi="Times New Roman" w:cs="Times New Roman"/>
+                <w:bCs/>
+                <w:sz w:val="24"/>
+                <w:szCs w:val="24"/>
+              </w:rPr>
+              <w:t>The ACF shows slow decay with several significant lags, indicating persistence in the series. The PACF, which isolates the direct effect of each lag, shows significant spikes at **lags 1, 5, and 11**. All other lags fall within the 95% confidence bands.</w:t>
+            </w:r>
+          </w:p>
+          <w:p>
+            <w:pPr>
+              <w:rPr>
+                <w:rFonts w:ascii="Times New Roman" w:hAnsi="Times New Roman" w:cs="Times New Roman"/>
+                <w:bCs/>
+                <w:sz w:val="24"/>
+                <w:szCs w:val="24"/>
+              </w:rPr>
+            </w:pPr>
+          </w:p>
+          <w:p>
+            <w:pPr>
+              <w:rPr>
+                <w:rFonts w:ascii="Times New Roman" w:hAnsi="Times New Roman" w:cs="Times New Roman"/>
+                <w:bCs/>
+                <w:sz w:val="24"/>
+                <w:szCs w:val="24"/>
+              </w:rPr>
+            </w:pPr>
+            <w:r>
+              <w:rPr>
+                <w:rFonts w:ascii="Times New Roman" w:hAnsi="Times New Roman" w:cs="Times New Roman"/>
+                <w:bCs/>
+                <w:sz w:val="24"/>
+                <w:szCs w:val="24"/>
+              </w:rPr>
+              <w:t>This pattern is typical for an AR process: the ACF decays gradually while the PACF cuts off. The significant PACF spikes suggest that lags 1, 5, and 11 carry the most direct predictive power for `financ`.</w:t>
+            </w:r>
+          </w:p>
           <w:p>
             <w:pPr>
               <w:rPr>
@@ -683,8 +724,6 @@
               </w:rPr>
               <w:t xml:space="preserve"> </w:t>
             </w:r>
-            <w:proofErr w:type="spellStart"/>
-            <w:proofErr w:type="gramStart"/>
             <w:r>
               <w:rPr>
                 <w:rStyle w:val="textlayer--absolute"/>
@@ -694,31 +733,7 @@
                 <w:sz w:val="26"/>
                 <w:szCs w:val="26"/>
               </w:rPr>
-              <w:t>ar.mle</w:t>
-            </w:r>
-            <w:proofErr w:type="spellEnd"/>
-            <w:r>
-              <w:rPr>
-                <w:rStyle w:val="textlayer--absolute"/>
-                <w:rFonts w:ascii="Times New Roman" w:hAnsi="Times New Roman" w:cs="Times New Roman"/>
-                <w:i/>
-                <w:iCs/>
-                <w:sz w:val="26"/>
-                <w:szCs w:val="26"/>
-              </w:rPr>
-              <w:t>(</w:t>
-            </w:r>
-            <w:proofErr w:type="gramEnd"/>
-            <w:r>
-              <w:rPr>
-                <w:rStyle w:val="textlayer--absolute"/>
-                <w:rFonts w:ascii="Times New Roman" w:hAnsi="Times New Roman" w:cs="Times New Roman"/>
-                <w:i/>
-                <w:iCs/>
-                <w:sz w:val="26"/>
-                <w:szCs w:val="26"/>
-              </w:rPr>
-              <w:t>)</w:t>
+              <w:t>ar.mle()</w:t>
             </w:r>
             <w:r>
               <w:rPr>
@@ -795,6 +810,25 @@
           <w:tcPr>
             <w:tcW w:w="4077" w:type="dxa"/>
           </w:tcPr>
+          <w:p>
+            <w:pPr>
+              <w:rPr>
+                <w:rFonts w:ascii="Times New Roman" w:hAnsi="Times New Roman" w:cs="Times New Roman"/>
+                <w:bCs/>
+                <w:sz w:val="24"/>
+                <w:szCs w:val="24"/>
+              </w:rPr>
+            </w:pPr>
+            <w:r>
+              <w:rPr>
+                <w:rFonts w:ascii="Times New Roman" w:hAnsi="Times New Roman" w:cs="Times New Roman"/>
+                <w:bCs/>
+                <w:sz w:val="24"/>
+                <w:szCs w:val="24"/>
+              </w:rPr>
+              <w:t>AIC selects **p = 11**. This is consistent with Exercise 1, where the PACF showed significant spikes at lags 1, 5, and 11. Since an AR(11) nests all three of these lags, the AIC picks p = 11 to capture the significant partial autocorrelation at lag 11.</w:t>
+            </w:r>
+          </w:p>
           <w:p>
             <w:pPr>
               <w:rPr>
@@ -886,8 +920,6 @@
               </w:rPr>
               <w:t xml:space="preserve"> </w:t>
             </w:r>
-            <w:proofErr w:type="spellStart"/>
-            <w:proofErr w:type="gramStart"/>
             <w:r>
               <w:rPr>
                 <w:rStyle w:val="textlayer--absolute"/>
@@ -897,31 +929,7 @@
                 <w:sz w:val="26"/>
                 <w:szCs w:val="26"/>
               </w:rPr>
-              <w:t>checkresiduals</w:t>
-            </w:r>
-            <w:proofErr w:type="spellEnd"/>
-            <w:r>
-              <w:rPr>
-                <w:rStyle w:val="textlayer--absolute"/>
-                <w:rFonts w:ascii="Times New Roman" w:hAnsi="Times New Roman" w:cs="Times New Roman"/>
-                <w:i/>
-                <w:iCs/>
-                <w:sz w:val="26"/>
-                <w:szCs w:val="26"/>
-              </w:rPr>
-              <w:t>(</w:t>
-            </w:r>
-            <w:proofErr w:type="gramEnd"/>
-            <w:r>
-              <w:rPr>
-                <w:rStyle w:val="textlayer--absolute"/>
-                <w:rFonts w:ascii="Times New Roman" w:hAnsi="Times New Roman" w:cs="Times New Roman"/>
-                <w:i/>
-                <w:iCs/>
-                <w:sz w:val="26"/>
-                <w:szCs w:val="26"/>
-              </w:rPr>
-              <w:t>)</w:t>
+              <w:t>checkresiduals()</w:t>
             </w:r>
             <w:r>
               <w:rPr>
@@ -985,6 +993,69 @@
                 <w:szCs w:val="24"/>
               </w:rPr>
             </w:pPr>
+            <w:r>
+              <w:rPr>
+                <w:rFonts w:ascii="Times New Roman" w:hAnsi="Times New Roman" w:cs="Times New Roman"/>
+                <w:bCs/>
+                <w:noProof/>
+                <w:sz w:val="24"/>
+                <w:szCs w:val="24"/>
+              </w:rPr>
+              <w:drawing>
+                <wp:inline distT="0" distB="0" distL="0" distR="0" wp14:anchorId="4397E3B1" wp14:editId="590D9C9C">
+                  <wp:extent cx="4048594" cy="1060572"/>
+                  <wp:effectExtent l="0" t="0" r="9525" b="6350"/>
+                  <wp:docPr id="784469778" name="Grafik 1"/>
+                  <wp:cNvGraphicFramePr>
+                    <a:graphicFrameLocks xmlns:a="http://schemas.openxmlformats.org/drawingml/2006/main" noChangeAspect="1"/>
+                  </wp:cNvGraphicFramePr>
+                  <a:graphic xmlns:a="http://schemas.openxmlformats.org/drawingml/2006/main">
+                    <a:graphicData uri="http://schemas.openxmlformats.org/drawingml/2006/picture">
+                      <pic:pic xmlns:pic="http://schemas.openxmlformats.org/drawingml/2006/picture">
+                        <pic:nvPicPr>
+                          <pic:cNvPr id="784469778" name=""/>
+                          <pic:cNvPicPr/>
+                        </pic:nvPicPr>
+                        <pic:blipFill>
+                          <a:blip r:embed="rId7"/>
+                          <a:stretch>
+                            <a:fillRect/>
+                          </a:stretch>
+                        </pic:blipFill>
+                        <pic:spPr>
+                          <a:xfrm>
+                            <a:off x="0" y="0"/>
+                            <a:ext cx="4064051" cy="1064621"/>
+                          </a:xfrm>
+                          <a:prstGeom prst="rect">
+                            <a:avLst/>
+                          </a:prstGeom>
+                        </pic:spPr>
+                      </pic:pic>
+                    </a:graphicData>
+                  </a:graphic>
+                </wp:inline>
+              </w:drawing>
+            </w:r>
+          </w:p>
+          <w:p>
+            <w:pPr>
+              <w:rPr>
+                <w:rFonts w:ascii="Times New Roman" w:hAnsi="Times New Roman" w:cs="Times New Roman"/>
+                <w:bCs/>
+                <w:sz w:val="24"/>
+                <w:szCs w:val="24"/>
+              </w:rPr>
+            </w:pPr>
+            <w:r>
+              <w:rPr>
+                <w:rFonts w:ascii="Times New Roman" w:hAnsi="Times New Roman" w:cs="Times New Roman"/>
+                <w:bCs/>
+                <w:sz w:val="24"/>
+                <w:szCs w:val="24"/>
+              </w:rPr>
+              <w:t>We estimated a demeaned AR(11) on 2000:01–2008:12. Among the 11 lags, only **lag 1** (p = 0.043), **lag 5** (p = 0.003) and **lag 11** (p = 0.016) are individually significant at 5%.</w:t>
+            </w:r>
           </w:p>
           <w:p>
             <w:pPr>
@@ -1005,6 +1076,15 @@
                 <w:szCs w:val="24"/>
               </w:rPr>
             </w:pPr>
+            <w:r>
+              <w:rPr>
+                <w:rFonts w:ascii="Times New Roman" w:hAnsi="Times New Roman" w:cs="Times New Roman"/>
+                <w:bCs/>
+                <w:sz w:val="24"/>
+                <w:szCs w:val="24"/>
+              </w:rPr>
+              <w:t>**Residual diagnostics:**</w:t>
+            </w:r>
           </w:p>
           <w:p>
             <w:pPr>
@@ -1015,6 +1095,15 @@
                 <w:szCs w:val="24"/>
               </w:rPr>
             </w:pPr>
+            <w:r>
+              <w:rPr>
+                <w:rFonts w:ascii="Times New Roman" w:hAnsi="Times New Roman" w:cs="Times New Roman"/>
+                <w:bCs/>
+                <w:sz w:val="24"/>
+                <w:szCs w:val="24"/>
+              </w:rPr>
+              <w:t>- The residual time plot shows no obvious pattern or trend. The residuals fluctuate around zero.</w:t>
+            </w:r>
           </w:p>
           <w:p>
             <w:pPr>
@@ -1025,6 +1114,15 @@
                 <w:szCs w:val="24"/>
               </w:rPr>
             </w:pPr>
+            <w:r>
+              <w:rPr>
+                <w:rFonts w:ascii="Times New Roman" w:hAnsi="Times New Roman" w:cs="Times New Roman"/>
+                <w:bCs/>
+                <w:sz w:val="24"/>
+                <w:szCs w:val="24"/>
+              </w:rPr>
+              <w:t>- The ACF of the residuals shows no significant autocorrelation, meaning the AR(11) has successfully captured the serial dependence.</w:t>
+            </w:r>
           </w:p>
           <w:p>
             <w:pPr>
@@ -1035,6 +1133,15 @@
                 <w:szCs w:val="24"/>
               </w:rPr>
             </w:pPr>
+            <w:r>
+              <w:rPr>
+                <w:rFonts w:ascii="Times New Roman" w:hAnsi="Times New Roman" w:cs="Times New Roman"/>
+                <w:bCs/>
+                <w:sz w:val="24"/>
+                <w:szCs w:val="24"/>
+              </w:rPr>
+              <w:t>- The histogram is roughly symmetric but shows some fat tails, which is expected for financial returns.</w:t>
+            </w:r>
           </w:p>
           <w:p>
             <w:pPr>
@@ -1045,76 +1152,15 @@
                 <w:szCs w:val="24"/>
               </w:rPr>
             </w:pPr>
-          </w:p>
-          <w:p>
-            <w:pPr>
+            <w:r>
               <w:rPr>
                 <w:rFonts w:ascii="Times New Roman" w:hAnsi="Times New Roman" w:cs="Times New Roman"/>
                 <w:bCs/>
                 <w:sz w:val="24"/>
                 <w:szCs w:val="24"/>
               </w:rPr>
-            </w:pPr>
-          </w:p>
-          <w:p>
-            <w:pPr>
-              <w:rPr>
-                <w:rFonts w:ascii="Times New Roman" w:hAnsi="Times New Roman" w:cs="Times New Roman"/>
-                <w:bCs/>
-                <w:sz w:val="24"/>
-                <w:szCs w:val="24"/>
-              </w:rPr>
-            </w:pPr>
-          </w:p>
-          <w:p>
-            <w:pPr>
-              <w:rPr>
-                <w:rFonts w:ascii="Times New Roman" w:hAnsi="Times New Roman" w:cs="Times New Roman"/>
-                <w:bCs/>
-                <w:sz w:val="24"/>
-                <w:szCs w:val="24"/>
-              </w:rPr>
-            </w:pPr>
-          </w:p>
-          <w:p>
-            <w:pPr>
-              <w:rPr>
-                <w:rFonts w:ascii="Times New Roman" w:hAnsi="Times New Roman" w:cs="Times New Roman"/>
-                <w:bCs/>
-                <w:sz w:val="24"/>
-                <w:szCs w:val="24"/>
-              </w:rPr>
-            </w:pPr>
-          </w:p>
-          <w:p>
-            <w:pPr>
-              <w:rPr>
-                <w:rFonts w:ascii="Times New Roman" w:hAnsi="Times New Roman" w:cs="Times New Roman"/>
-                <w:bCs/>
-                <w:sz w:val="24"/>
-                <w:szCs w:val="24"/>
-              </w:rPr>
-            </w:pPr>
-          </w:p>
-          <w:p>
-            <w:pPr>
-              <w:rPr>
-                <w:rFonts w:ascii="Times New Roman" w:hAnsi="Times New Roman" w:cs="Times New Roman"/>
-                <w:bCs/>
-                <w:sz w:val="24"/>
-                <w:szCs w:val="24"/>
-              </w:rPr>
-            </w:pPr>
-          </w:p>
-          <w:p>
-            <w:pPr>
-              <w:rPr>
-                <w:rFonts w:ascii="Times New Roman" w:hAnsi="Times New Roman" w:cs="Times New Roman"/>
-                <w:bCs/>
-                <w:sz w:val="24"/>
-                <w:szCs w:val="24"/>
-              </w:rPr>
-            </w:pPr>
+              <w:t>- The Ljung-Box test does not reject the null of no autocorrelation in the residuals, confirming the model is adequately specified.</w:t>
+            </w:r>
           </w:p>
         </w:tc>
         <w:tc>
@@ -1170,7 +1216,6 @@
               </w:rPr>
               <w:t xml:space="preserve"> </w:t>
             </w:r>
-            <w:proofErr w:type="spellStart"/>
             <w:r>
               <w:rPr>
                 <w:rStyle w:val="textlayer--absolute"/>
@@ -1182,7 +1227,6 @@
               </w:rPr>
               <w:t>financ</w:t>
             </w:r>
-            <w:proofErr w:type="spellEnd"/>
             <w:r>
               <w:rPr>
                 <w:rStyle w:val="textlayer--absolute"/>
@@ -1254,6 +1298,25 @@
           <w:tcPr>
             <w:tcW w:w="4077" w:type="dxa"/>
           </w:tcPr>
+          <w:p>
+            <w:pPr>
+              <w:rPr>
+                <w:rFonts w:ascii="Times New Roman" w:hAnsi="Times New Roman" w:cs="Times New Roman"/>
+                <w:bCs/>
+                <w:sz w:val="24"/>
+                <w:szCs w:val="24"/>
+              </w:rPr>
+            </w:pPr>
+            <w:r>
+              <w:rPr>
+                <w:rFonts w:ascii="Times New Roman" w:hAnsi="Times New Roman" w:cs="Times New Roman"/>
+                <w:bCs/>
+                <w:sz w:val="24"/>
+                <w:szCs w:val="24"/>
+              </w:rPr>
+              <w:t>The AR(11) forecast for 2009:01 is **−0.067** (−6.7%), with a 90% CI of [−0.146, +0.011]. The negative forecast is plausible given the financial crisis in late 2008. The CI includes zero, so the forecast is not significantly different from zero at the 10% level.</w:t>
+            </w:r>
+          </w:p>
           <w:p>
             <w:pPr>
               <w:rPr>
@@ -1311,7 +1374,17 @@
                 <w:sz w:val="26"/>
                 <w:szCs w:val="26"/>
               </w:rPr>
-              <w:t>Gradually increasing the estimation window length, keep on forecasting till the end of the</w:t>
+              <w:t xml:space="preserve">Gradually increasing the estimation window </w:t>
+            </w:r>
+            <w:r>
+              <w:rPr>
+                <w:rStyle w:val="textlayer--absolute"/>
+                <w:rFonts w:ascii="Times New Roman" w:hAnsi="Times New Roman" w:cs="Times New Roman"/>
+                <w:sz w:val="26"/>
+                <w:szCs w:val="26"/>
+              </w:rPr>
+              <w:lastRenderedPageBreak/>
+              <w:t>length, keep on forecasting till the end of the</w:t>
             </w:r>
             <w:r>
               <w:rPr>
@@ -1366,6 +1439,26 @@
           <w:tcPr>
             <w:tcW w:w="4077" w:type="dxa"/>
           </w:tcPr>
+          <w:p>
+            <w:pPr>
+              <w:rPr>
+                <w:rFonts w:ascii="Times New Roman" w:hAnsi="Times New Roman" w:cs="Times New Roman"/>
+                <w:bCs/>
+                <w:sz w:val="24"/>
+                <w:szCs w:val="24"/>
+              </w:rPr>
+            </w:pPr>
+            <w:r>
+              <w:rPr>
+                <w:rFonts w:ascii="Times New Roman" w:hAnsi="Times New Roman" w:cs="Times New Roman"/>
+                <w:bCs/>
+                <w:sz w:val="24"/>
+                <w:szCs w:val="24"/>
+              </w:rPr>
+              <w:lastRenderedPageBreak/>
+              <w:t>Using an expanding window from 2000:01–2008:12 onward, we forecast recursively until 2019:09. The **RMSE of the AR(11) is 0.070**. This serves as our benchmark for comparison with the factor model.</w:t>
+            </w:r>
+          </w:p>
           <w:p>
             <w:pPr>
               <w:rPr>
@@ -1417,7 +1510,6 @@
                 <w:sz w:val="26"/>
                 <w:szCs w:val="26"/>
               </w:rPr>
-              <w:lastRenderedPageBreak/>
               <w:t xml:space="preserve">6. </w:t>
             </w:r>
             <w:r>
@@ -1481,39 +1573,8 @@
                 <w:sz w:val="26"/>
                 <w:szCs w:val="26"/>
               </w:rPr>
-              <w:t xml:space="preserve">ariable (pd = </w:t>
-            </w:r>
-            <w:proofErr w:type="gramStart"/>
-            <w:r>
-              <w:rPr>
-                <w:rStyle w:val="textlayer--absolute"/>
-                <w:rFonts w:ascii="Times New Roman" w:hAnsi="Times New Roman" w:cs="Times New Roman"/>
-                <w:sz w:val="26"/>
-                <w:szCs w:val="26"/>
-              </w:rPr>
-              <w:t>log(</w:t>
-            </w:r>
-            <w:proofErr w:type="gramEnd"/>
-            <w:r>
-              <w:rPr>
-                <w:rStyle w:val="textlayer--absolute"/>
-                <w:rFonts w:ascii="Times New Roman" w:hAnsi="Times New Roman" w:cs="Times New Roman"/>
-                <w:sz w:val="26"/>
-                <w:szCs w:val="26"/>
-              </w:rPr>
-              <w:t xml:space="preserve">PD)), to </w:t>
-            </w:r>
-            <w:proofErr w:type="gramStart"/>
-            <w:r>
-              <w:rPr>
-                <w:rStyle w:val="textlayer--absolute"/>
-                <w:rFonts w:ascii="Times New Roman" w:hAnsi="Times New Roman" w:cs="Times New Roman"/>
-                <w:sz w:val="26"/>
-                <w:szCs w:val="26"/>
-              </w:rPr>
-              <w:t>be  used</w:t>
-            </w:r>
-            <w:proofErr w:type="gramEnd"/>
+              <w:t>ariable (pd = log(PD)), to be  used</w:t>
+            </w:r>
             <w:r>
               <w:rPr>
                 <w:rStyle w:val="textlayer--absolute"/>
@@ -1523,45 +1584,14 @@
               </w:rPr>
               <w:t xml:space="preserve"> </w:t>
             </w:r>
-            <w:proofErr w:type="gramStart"/>
-            <w:r>
-              <w:rPr>
-                <w:rStyle w:val="textlayer--absolute"/>
-                <w:rFonts w:ascii="Times New Roman" w:hAnsi="Times New Roman" w:cs="Times New Roman"/>
-                <w:sz w:val="26"/>
-                <w:szCs w:val="26"/>
-              </w:rPr>
-              <w:t>also  in</w:t>
-            </w:r>
-            <w:proofErr w:type="gramEnd"/>
-            <w:r>
-              <w:rPr>
-                <w:rStyle w:val="textlayer--absolute"/>
-                <w:rFonts w:ascii="Times New Roman" w:hAnsi="Times New Roman" w:cs="Times New Roman"/>
-                <w:sz w:val="26"/>
-                <w:szCs w:val="26"/>
-              </w:rPr>
-              <w:t xml:space="preserve">  </w:t>
-            </w:r>
-            <w:proofErr w:type="gramStart"/>
-            <w:r>
-              <w:rPr>
-                <w:rStyle w:val="textlayer--absolute"/>
-                <w:rFonts w:ascii="Times New Roman" w:hAnsi="Times New Roman" w:cs="Times New Roman"/>
-                <w:sz w:val="26"/>
-                <w:szCs w:val="26"/>
-              </w:rPr>
-              <w:t>the  next</w:t>
-            </w:r>
-            <w:proofErr w:type="gramEnd"/>
-            <w:r>
-              <w:rPr>
-                <w:rStyle w:val="textlayer--absolute"/>
-                <w:rFonts w:ascii="Times New Roman" w:hAnsi="Times New Roman" w:cs="Times New Roman"/>
-                <w:sz w:val="26"/>
-                <w:szCs w:val="26"/>
-              </w:rPr>
-              <w:t xml:space="preserve">  question. Popular among predictors, this variable</w:t>
+            <w:r>
+              <w:rPr>
+                <w:rStyle w:val="textlayer--absolute"/>
+                <w:rFonts w:ascii="Times New Roman" w:hAnsi="Times New Roman" w:cs="Times New Roman"/>
+                <w:sz w:val="26"/>
+                <w:szCs w:val="26"/>
+              </w:rPr>
+              <w:t>also  in  the  next  question. Popular among predictors, this variable</w:t>
             </w:r>
             <w:r>
               <w:rPr>
@@ -1689,7 +1719,17 @@
                 <w:sz w:val="26"/>
                 <w:szCs w:val="26"/>
               </w:rPr>
-              <w:t>(include a constant but no trend): the</w:t>
+              <w:t xml:space="preserve">(include a </w:t>
+            </w:r>
+            <w:r>
+              <w:rPr>
+                <w:rStyle w:val="textlayer--absolute"/>
+                <w:rFonts w:ascii="Times New Roman" w:hAnsi="Times New Roman" w:cs="Times New Roman"/>
+                <w:sz w:val="26"/>
+                <w:szCs w:val="26"/>
+              </w:rPr>
+              <w:lastRenderedPageBreak/>
+              <w:t>constant but no trend): the</w:t>
             </w:r>
             <w:r>
               <w:rPr>
@@ -1784,6 +1824,111 @@
           <w:tcPr>
             <w:tcW w:w="4077" w:type="dxa"/>
           </w:tcPr>
+          <w:p>
+            <w:pPr>
+              <w:rPr>
+                <w:rFonts w:ascii="Times New Roman" w:hAnsi="Times New Roman" w:cs="Times New Roman"/>
+                <w:bCs/>
+                <w:sz w:val="24"/>
+                <w:szCs w:val="24"/>
+                <w:lang w:val="de-CH"/>
+              </w:rPr>
+            </w:pPr>
+            <w:r>
+              <w:rPr>
+                <w:rFonts w:ascii="Times New Roman" w:hAnsi="Times New Roman" w:cs="Times New Roman"/>
+                <w:bCs/>
+                <w:sz w:val="24"/>
+                <w:szCs w:val="24"/>
+              </w:rPr>
+              <w:lastRenderedPageBreak/>
+              <w:t>We computed pd = log(PD) and tested for stationarity using ADF and KPSS (constant, no trend).</w:t>
+            </w:r>
+          </w:p>
+          <w:p>
+            <w:pPr>
+              <w:rPr>
+                <w:rFonts w:ascii="Times New Roman" w:hAnsi="Times New Roman" w:cs="Times New Roman"/>
+                <w:bCs/>
+                <w:sz w:val="24"/>
+                <w:szCs w:val="24"/>
+                <w:lang w:val="de-CH"/>
+              </w:rPr>
+            </w:pPr>
+          </w:p>
+          <w:p>
+            <w:pPr>
+              <w:rPr>
+                <w:rFonts w:ascii="Times New Roman" w:hAnsi="Times New Roman" w:cs="Times New Roman"/>
+                <w:bCs/>
+                <w:sz w:val="24"/>
+                <w:szCs w:val="24"/>
+              </w:rPr>
+            </w:pPr>
+            <w:r>
+              <w:rPr>
+                <w:rFonts w:ascii="Times New Roman" w:hAnsi="Times New Roman" w:cs="Times New Roman"/>
+                <w:bCs/>
+                <w:noProof/>
+                <w:sz w:val="24"/>
+                <w:szCs w:val="24"/>
+              </w:rPr>
+              <w:drawing>
+                <wp:inline distT="0" distB="0" distL="0" distR="0" wp14:anchorId="08E1522F" wp14:editId="471A82A1">
+                  <wp:extent cx="5972810" cy="1037590"/>
+                  <wp:effectExtent l="0" t="0" r="8890" b="0"/>
+                  <wp:docPr id="1952719750" name="Grafik 1"/>
+                  <wp:cNvGraphicFramePr>
+                    <a:graphicFrameLocks xmlns:a="http://schemas.openxmlformats.org/drawingml/2006/main" noChangeAspect="1"/>
+                  </wp:cNvGraphicFramePr>
+                  <a:graphic xmlns:a="http://schemas.openxmlformats.org/drawingml/2006/main">
+                    <a:graphicData uri="http://schemas.openxmlformats.org/drawingml/2006/picture">
+                      <pic:pic xmlns:pic="http://schemas.openxmlformats.org/drawingml/2006/picture">
+                        <pic:nvPicPr>
+                          <pic:cNvPr id="1952719750" name=""/>
+                          <pic:cNvPicPr/>
+                        </pic:nvPicPr>
+                        <pic:blipFill>
+                          <a:blip r:embed="rId8"/>
+                          <a:stretch>
+                            <a:fillRect/>
+                          </a:stretch>
+                        </pic:blipFill>
+                        <pic:spPr>
+                          <a:xfrm>
+                            <a:off x="0" y="0"/>
+                            <a:ext cx="5972810" cy="1037590"/>
+                          </a:xfrm>
+                          <a:prstGeom prst="rect">
+                            <a:avLst/>
+                          </a:prstGeom>
+                        </pic:spPr>
+                      </pic:pic>
+                    </a:graphicData>
+                  </a:graphic>
+                </wp:inline>
+              </w:drawing>
+            </w:r>
+          </w:p>
+          <w:p>
+            <w:pPr>
+              <w:rPr>
+                <w:rFonts w:ascii="Times New Roman" w:hAnsi="Times New Roman" w:cs="Times New Roman"/>
+                <w:bCs/>
+                <w:sz w:val="24"/>
+                <w:szCs w:val="24"/>
+              </w:rPr>
+            </w:pPr>
+            <w:r>
+              <w:rPr>
+                <w:rFonts w:ascii="Times New Roman" w:hAnsi="Times New Roman" w:cs="Times New Roman"/>
+                <w:bCs/>
+                <w:sz w:val="24"/>
+                <w:szCs w:val="24"/>
+              </w:rPr>
+              <w:t>Both tests agree: pd does not appear stationary in our sample. This is a known issue. The log price-dividend ratio is often assumed stationary in theory, but in finite samples it behaves like a near-unit-root process. We still use it as a predictor in Exercise 7, as is standard in the predictability literature.</w:t>
+            </w:r>
+          </w:p>
           <w:p>
             <w:pPr>
               <w:rPr>
@@ -1929,6 +2074,136 @@
                 <w:szCs w:val="24"/>
               </w:rPr>
             </w:pPr>
+            <w:r>
+              <w:rPr>
+                <w:rFonts w:ascii="Times New Roman" w:hAnsi="Times New Roman" w:cs="Times New Roman"/>
+                <w:bCs/>
+                <w:i/>
+                <w:iCs/>
+                <w:sz w:val="24"/>
+                <w:szCs w:val="24"/>
+              </w:rPr>
+              <w:t>We estimated the factor model on 2000:01–2008:12 and forecast 2009:01 using December 2008 predictor values.</w:t>
+            </w:r>
+          </w:p>
+          <w:p>
+            <w:pPr>
+              <w:rPr>
+                <w:rFonts w:ascii="Times New Roman" w:hAnsi="Times New Roman" w:cs="Times New Roman"/>
+                <w:bCs/>
+                <w:i/>
+                <w:iCs/>
+                <w:sz w:val="24"/>
+                <w:szCs w:val="24"/>
+              </w:rPr>
+            </w:pPr>
+          </w:p>
+          <w:p>
+            <w:pPr>
+              <w:rPr>
+                <w:rFonts w:ascii="Times New Roman" w:hAnsi="Times New Roman" w:cs="Times New Roman"/>
+                <w:bCs/>
+                <w:i/>
+                <w:iCs/>
+                <w:sz w:val="24"/>
+                <w:szCs w:val="24"/>
+                <w:lang w:val="de-CH"/>
+              </w:rPr>
+            </w:pPr>
+            <w:r>
+              <w:rPr>
+                <w:rFonts w:ascii="Times New Roman" w:hAnsi="Times New Roman" w:cs="Times New Roman"/>
+                <w:bCs/>
+                <w:i/>
+                <w:iCs/>
+                <w:noProof/>
+                <w:sz w:val="24"/>
+                <w:szCs w:val="24"/>
+                <w:lang w:val="de-CH"/>
+              </w:rPr>
+              <w:drawing>
+                <wp:inline distT="0" distB="0" distL="0" distR="0" wp14:anchorId="13FE0FB5" wp14:editId="14AD40EA">
+                  <wp:extent cx="2943247" cy="1362085"/>
+                  <wp:effectExtent l="0" t="0" r="9525" b="9525"/>
+                  <wp:docPr id="1692179093" name="Grafik 1"/>
+                  <wp:cNvGraphicFramePr>
+                    <a:graphicFrameLocks xmlns:a="http://schemas.openxmlformats.org/drawingml/2006/main" noChangeAspect="1"/>
+                  </wp:cNvGraphicFramePr>
+                  <a:graphic xmlns:a="http://schemas.openxmlformats.org/drawingml/2006/main">
+                    <a:graphicData uri="http://schemas.openxmlformats.org/drawingml/2006/picture">
+                      <pic:pic xmlns:pic="http://schemas.openxmlformats.org/drawingml/2006/picture">
+                        <pic:nvPicPr>
+                          <pic:cNvPr id="1692179093" name=""/>
+                          <pic:cNvPicPr/>
+                        </pic:nvPicPr>
+                        <pic:blipFill>
+                          <a:blip r:embed="rId9"/>
+                          <a:stretch>
+                            <a:fillRect/>
+                          </a:stretch>
+                        </pic:blipFill>
+                        <pic:spPr>
+                          <a:xfrm>
+                            <a:off x="0" y="0"/>
+                            <a:ext cx="2943247" cy="1362085"/>
+                          </a:xfrm>
+                          <a:prstGeom prst="rect">
+                            <a:avLst/>
+                          </a:prstGeom>
+                        </pic:spPr>
+                      </pic:pic>
+                    </a:graphicData>
+                  </a:graphic>
+                </wp:inline>
+              </w:drawing>
+            </w:r>
+          </w:p>
+          <w:p>
+            <w:pPr>
+              <w:rPr>
+                <w:rFonts w:ascii="Times New Roman" w:hAnsi="Times New Roman" w:cs="Times New Roman"/>
+                <w:bCs/>
+                <w:i/>
+                <w:iCs/>
+                <w:sz w:val="24"/>
+                <w:szCs w:val="24"/>
+              </w:rPr>
+            </w:pPr>
+          </w:p>
+          <w:p>
+            <w:pPr>
+              <w:rPr>
+                <w:rFonts w:ascii="Times New Roman" w:hAnsi="Times New Roman" w:cs="Times New Roman"/>
+                <w:bCs/>
+                <w:i/>
+                <w:iCs/>
+                <w:sz w:val="24"/>
+                <w:szCs w:val="24"/>
+              </w:rPr>
+            </w:pPr>
+            <w:r>
+              <w:rPr>
+                <w:rFonts w:ascii="Times New Roman" w:hAnsi="Times New Roman" w:cs="Times New Roman"/>
+                <w:bCs/>
+                <w:i/>
+                <w:iCs/>
+                <w:sz w:val="24"/>
+                <w:szCs w:val="24"/>
+              </w:rPr>
+              <w:t>The confidence interval includes zero, so the forecast is not significant. The actual return in 2009:01 was about −26.6%. Both models heavily underestimated the crisis.</w:t>
+            </w:r>
+          </w:p>
+          <w:p>
+            <w:pPr>
+              <w:rPr>
+                <w:rFonts w:ascii="Times New Roman" w:hAnsi="Times New Roman" w:cs="Times New Roman"/>
+                <w:bCs/>
+                <w:i/>
+                <w:iCs/>
+                <w:sz w:val="24"/>
+                <w:szCs w:val="24"/>
+              </w:rPr>
+            </w:pPr>
           </w:p>
         </w:tc>
         <w:tc>
@@ -1971,6 +2246,7 @@
                 <w:sz w:val="26"/>
                 <w:szCs w:val="26"/>
               </w:rPr>
+              <w:lastRenderedPageBreak/>
               <w:t xml:space="preserve">8. </w:t>
             </w:r>
             <w:r>
@@ -2044,6 +2320,25 @@
           <w:tcPr>
             <w:tcW w:w="4077" w:type="dxa"/>
           </w:tcPr>
+          <w:p>
+            <w:pPr>
+              <w:rPr>
+                <w:rFonts w:ascii="Times New Roman" w:hAnsi="Times New Roman" w:cs="Times New Roman"/>
+                <w:bCs/>
+                <w:sz w:val="24"/>
+                <w:szCs w:val="24"/>
+              </w:rPr>
+            </w:pPr>
+            <w:r>
+              <w:rPr>
+                <w:rFonts w:ascii="Times New Roman" w:hAnsi="Times New Roman" w:cs="Times New Roman"/>
+                <w:bCs/>
+                <w:sz w:val="24"/>
+                <w:szCs w:val="24"/>
+              </w:rPr>
+              <w:t>With the same expanding-window approach, the factor model's **RMSE is 0.068**, slightly below the AR(11)'s 0.070. The plot shows that predictions are much smoother than realized returns. The model captures the conditional mean but not the large shocks. Whether this small RMSE difference is significant will be tested in the next exercise.</w:t>
+            </w:r>
+          </w:p>
           <w:p>
             <w:pPr>
               <w:rPr>
@@ -2113,7 +2408,25 @@
                 <w:sz w:val="26"/>
                 <w:szCs w:val="26"/>
               </w:rPr>
-              <w:t xml:space="preserve">Adopt a </w:t>
+              <w:t>Adopt a quadratic loss function. Based on your result, determine whether the two forecasts</w:t>
+            </w:r>
+            <w:r>
+              <w:rPr>
+                <w:rStyle w:val="textlayer--absolute"/>
+                <w:rFonts w:ascii="Times New Roman" w:hAnsi="Times New Roman" w:cs="Times New Roman"/>
+                <w:sz w:val="26"/>
+                <w:szCs w:val="26"/>
+              </w:rPr>
+              <w:t xml:space="preserve"> </w:t>
+            </w:r>
+            <w:r>
+              <w:rPr>
+                <w:rStyle w:val="textlayer--absolute"/>
+                <w:rFonts w:ascii="Times New Roman" w:hAnsi="Times New Roman" w:cs="Times New Roman"/>
+                <w:sz w:val="26"/>
+                <w:szCs w:val="26"/>
+              </w:rPr>
+              <w:t xml:space="preserve">are significantly different </w:t>
             </w:r>
             <w:r>
               <w:rPr>
@@ -2123,25 +2436,7 @@
                 <w:szCs w:val="26"/>
               </w:rPr>
               <w:lastRenderedPageBreak/>
-              <w:t>quadratic loss function. Based on your result, determine whether the two forecasts</w:t>
-            </w:r>
-            <w:r>
-              <w:rPr>
-                <w:rStyle w:val="textlayer--absolute"/>
-                <w:rFonts w:ascii="Times New Roman" w:hAnsi="Times New Roman" w:cs="Times New Roman"/>
-                <w:sz w:val="26"/>
-                <w:szCs w:val="26"/>
-              </w:rPr>
-              <w:t xml:space="preserve"> </w:t>
-            </w:r>
-            <w:r>
-              <w:rPr>
-                <w:rStyle w:val="textlayer--absolute"/>
-                <w:rFonts w:ascii="Times New Roman" w:hAnsi="Times New Roman" w:cs="Times New Roman"/>
-                <w:sz w:val="26"/>
-                <w:szCs w:val="26"/>
-              </w:rPr>
-              <w:t>are significantly different in terms of accuracy. Give your</w:t>
+              <w:t>in terms of accuracy. Give your</w:t>
             </w:r>
             <w:r>
               <w:rPr>
@@ -2233,6 +2528,120 @@
               <w:lastRenderedPageBreak/>
               <w:t xml:space="preserve"> </w:t>
             </w:r>
+            <w:r>
+              <w:rPr>
+                <w:rFonts w:ascii="Times New Roman" w:hAnsi="Times New Roman" w:cs="Times New Roman"/>
+                <w:bCs/>
+                <w:sz w:val="24"/>
+                <w:szCs w:val="24"/>
+              </w:rPr>
+              <w:t>We performed a two-sided Diebold-Mariano test with quadratic loss comparing the AR(11) and factor model forecasts.</w:t>
+            </w:r>
+          </w:p>
+          <w:p>
+            <w:pPr>
+              <w:rPr>
+                <w:rFonts w:ascii="Times New Roman" w:hAnsi="Times New Roman" w:cs="Times New Roman"/>
+                <w:bCs/>
+                <w:sz w:val="24"/>
+                <w:szCs w:val="24"/>
+              </w:rPr>
+            </w:pPr>
+          </w:p>
+          <w:p>
+            <w:pPr>
+              <w:rPr>
+                <w:rFonts w:ascii="Times New Roman" w:hAnsi="Times New Roman" w:cs="Times New Roman"/>
+                <w:bCs/>
+                <w:sz w:val="24"/>
+                <w:szCs w:val="24"/>
+                <w:lang w:val="de-CH"/>
+              </w:rPr>
+            </w:pPr>
+            <w:r>
+              <w:rPr>
+                <w:rFonts w:ascii="Times New Roman" w:hAnsi="Times New Roman" w:cs="Times New Roman"/>
+                <w:bCs/>
+                <w:noProof/>
+                <w:sz w:val="24"/>
+                <w:szCs w:val="24"/>
+                <w:lang w:val="de-CH"/>
+              </w:rPr>
+              <w:drawing>
+                <wp:inline distT="0" distB="0" distL="0" distR="0" wp14:anchorId="1F4FA904" wp14:editId="4E13C376">
+                  <wp:extent cx="2219341" cy="1266834"/>
+                  <wp:effectExtent l="0" t="0" r="9525" b="9525"/>
+                  <wp:docPr id="978015138" name="Grafik 1"/>
+                  <wp:cNvGraphicFramePr>
+                    <a:graphicFrameLocks xmlns:a="http://schemas.openxmlformats.org/drawingml/2006/main" noChangeAspect="1"/>
+                  </wp:cNvGraphicFramePr>
+                  <a:graphic xmlns:a="http://schemas.openxmlformats.org/drawingml/2006/main">
+                    <a:graphicData uri="http://schemas.openxmlformats.org/drawingml/2006/picture">
+                      <pic:pic xmlns:pic="http://schemas.openxmlformats.org/drawingml/2006/picture">
+                        <pic:nvPicPr>
+                          <pic:cNvPr id="978015138" name=""/>
+                          <pic:cNvPicPr/>
+                        </pic:nvPicPr>
+                        <pic:blipFill>
+                          <a:blip r:embed="rId10"/>
+                          <a:stretch>
+                            <a:fillRect/>
+                          </a:stretch>
+                        </pic:blipFill>
+                        <pic:spPr>
+                          <a:xfrm>
+                            <a:off x="0" y="0"/>
+                            <a:ext cx="2219341" cy="1266834"/>
+                          </a:xfrm>
+                          <a:prstGeom prst="rect">
+                            <a:avLst/>
+                          </a:prstGeom>
+                        </pic:spPr>
+                      </pic:pic>
+                    </a:graphicData>
+                  </a:graphic>
+                </wp:inline>
+              </w:drawing>
+            </w:r>
+          </w:p>
+          <w:p>
+            <w:pPr>
+              <w:rPr>
+                <w:rFonts w:ascii="Times New Roman" w:hAnsi="Times New Roman" w:cs="Times New Roman"/>
+                <w:bCs/>
+                <w:sz w:val="24"/>
+                <w:szCs w:val="24"/>
+              </w:rPr>
+            </w:pPr>
+          </w:p>
+          <w:p>
+            <w:pPr>
+              <w:rPr>
+                <w:rFonts w:ascii="Times New Roman" w:hAnsi="Times New Roman" w:cs="Times New Roman"/>
+                <w:bCs/>
+                <w:sz w:val="24"/>
+                <w:szCs w:val="24"/>
+              </w:rPr>
+            </w:pPr>
+            <w:r>
+              <w:rPr>
+                <w:rFonts w:ascii="Times New Roman" w:hAnsi="Times New Roman" w:cs="Times New Roman"/>
+                <w:bCs/>
+                <w:sz w:val="24"/>
+                <w:szCs w:val="24"/>
+              </w:rPr>
+              <w:t>**Conclusion:** At the 5% level, we **do not reject** equal forecast accuracy. Although the factor model has a marginally lower RMSE, the difference is not statistically significant. The additional predictors (SP500, EUR/USD, VIX, pd) do not provide a significant forecasting improvement over the AR benchmark.</w:t>
+            </w:r>
+          </w:p>
+          <w:p>
+            <w:pPr>
+              <w:rPr>
+                <w:rFonts w:ascii="Times New Roman" w:hAnsi="Times New Roman" w:cs="Times New Roman"/>
+                <w:bCs/>
+                <w:sz w:val="24"/>
+                <w:szCs w:val="24"/>
+              </w:rPr>
+            </w:pPr>
           </w:p>
         </w:tc>
         <w:tc>
@@ -6725,17 +7134,40 @@
     <w:lsdException w:name="Unresolved Mention" w:semiHidden="1" w:unhideWhenUsed="1"/>
     <w:lsdException w:name="Smart Link" w:semiHidden="1" w:unhideWhenUsed="1"/>
   </w:latentStyles>
-  <w:style w:type="paragraph" w:default="1" w:styleId="Normal">
+  <w:style w:type="paragraph" w:default="1" w:styleId="Standard">
     <w:name w:val="Normal"/>
     <w:qFormat/>
   </w:style>
-  <w:style w:type="character" w:default="1" w:styleId="DefaultParagraphFont">
+  <w:style w:type="paragraph" w:styleId="berschrift2">
+    <w:name w:val="heading 2"/>
+    <w:basedOn w:val="Standard"/>
+    <w:next w:val="Standard"/>
+    <w:link w:val="berschrift2Zchn"/>
+    <w:uiPriority w:val="9"/>
+    <w:semiHidden/>
+    <w:unhideWhenUsed/>
+    <w:qFormat/>
+    <w:rsid w:val="00974FB0"/>
+    <w:pPr>
+      <w:keepNext/>
+      <w:keepLines/>
+      <w:spacing w:before="40" w:after="0"/>
+      <w:outlineLvl w:val="1"/>
+    </w:pPr>
+    <w:rPr>
+      <w:rFonts w:asciiTheme="majorHAnsi" w:eastAsiaTheme="majorEastAsia" w:hAnsiTheme="majorHAnsi" w:cstheme="majorBidi"/>
+      <w:color w:val="365F91" w:themeColor="accent1" w:themeShade="BF"/>
+      <w:sz w:val="26"/>
+      <w:szCs w:val="26"/>
+    </w:rPr>
+  </w:style>
+  <w:style w:type="character" w:default="1" w:styleId="Absatz-Standardschriftart">
     <w:name w:val="Default Paragraph Font"/>
     <w:uiPriority w:val="1"/>
     <w:semiHidden/>
     <w:unhideWhenUsed/>
   </w:style>
-  <w:style w:type="table" w:default="1" w:styleId="TableNormal">
+  <w:style w:type="table" w:default="1" w:styleId="NormaleTabelle">
     <w:name w:val="Normal Table"/>
     <w:uiPriority w:val="99"/>
     <w:semiHidden/>
@@ -6750,16 +7182,16 @@
       </w:tblCellMar>
     </w:tblPr>
   </w:style>
-  <w:style w:type="numbering" w:default="1" w:styleId="NoList">
+  <w:style w:type="numbering" w:default="1" w:styleId="KeineListe">
     <w:name w:val="No List"/>
     <w:uiPriority w:val="99"/>
     <w:semiHidden/>
     <w:unhideWhenUsed/>
   </w:style>
-  <w:style w:type="paragraph" w:styleId="HTMLPreformatted">
+  <w:style w:type="paragraph" w:styleId="HTMLVorformatiert">
     <w:name w:val="HTML Preformatted"/>
-    <w:basedOn w:val="Normal"/>
-    <w:link w:val="HTMLPreformattedChar"/>
+    <w:basedOn w:val="Standard"/>
+    <w:link w:val="HTMLVorformatiertZchn"/>
     <w:uiPriority w:val="99"/>
     <w:semiHidden/>
     <w:unhideWhenUsed/>
@@ -6791,10 +7223,10 @@
       <w:szCs w:val="20"/>
     </w:rPr>
   </w:style>
-  <w:style w:type="character" w:customStyle="1" w:styleId="HTMLPreformattedChar">
-    <w:name w:val="HTML Preformatted Char"/>
-    <w:basedOn w:val="DefaultParagraphFont"/>
-    <w:link w:val="HTMLPreformatted"/>
+  <w:style w:type="character" w:customStyle="1" w:styleId="HTMLVorformatiertZchn">
+    <w:name w:val="HTML Vorformatiert Zchn"/>
+    <w:basedOn w:val="Absatz-Standardschriftart"/>
+    <w:link w:val="HTMLVorformatiert"/>
     <w:uiPriority w:val="99"/>
     <w:semiHidden/>
     <w:rsid w:val="008B4588"/>
@@ -6804,10 +7236,10 @@
       <w:szCs w:val="20"/>
     </w:rPr>
   </w:style>
-  <w:style w:type="paragraph" w:styleId="BalloonText">
+  <w:style w:type="paragraph" w:styleId="Sprechblasentext">
     <w:name w:val="Balloon Text"/>
-    <w:basedOn w:val="Normal"/>
-    <w:link w:val="BalloonTextChar"/>
+    <w:basedOn w:val="Standard"/>
+    <w:link w:val="SprechblasentextZchn"/>
     <w:uiPriority w:val="99"/>
     <w:semiHidden/>
     <w:unhideWhenUsed/>
@@ -6821,10 +7253,10 @@
       <w:szCs w:val="16"/>
     </w:rPr>
   </w:style>
-  <w:style w:type="character" w:customStyle="1" w:styleId="BalloonTextChar">
-    <w:name w:val="Balloon Text Char"/>
-    <w:basedOn w:val="DefaultParagraphFont"/>
-    <w:link w:val="BalloonText"/>
+  <w:style w:type="character" w:customStyle="1" w:styleId="SprechblasentextZchn">
+    <w:name w:val="Sprechblasentext Zchn"/>
+    <w:basedOn w:val="Absatz-Standardschriftart"/>
+    <w:link w:val="Sprechblasentext"/>
     <w:uiPriority w:val="99"/>
     <w:semiHidden/>
     <w:rsid w:val="00B3111E"/>
@@ -6834,9 +7266,9 @@
       <w:szCs w:val="16"/>
     </w:rPr>
   </w:style>
-  <w:style w:type="table" w:styleId="TableGrid">
+  <w:style w:type="table" w:styleId="Tabellenraster">
     <w:name w:val="Table Grid"/>
-    <w:basedOn w:val="TableNormal"/>
+    <w:basedOn w:val="NormaleTabelle"/>
     <w:uiPriority w:val="59"/>
     <w:rsid w:val="00B3111E"/>
     <w:pPr>
@@ -6853,9 +7285,9 @@
       </w:tblBorders>
     </w:tblPr>
   </w:style>
-  <w:style w:type="paragraph" w:styleId="ListParagraph">
+  <w:style w:type="paragraph" w:styleId="Listenabsatz">
     <w:name w:val="List Paragraph"/>
-    <w:basedOn w:val="Normal"/>
+    <w:basedOn w:val="Standard"/>
     <w:uiPriority w:val="34"/>
     <w:qFormat/>
     <w:rsid w:val="00670E15"/>
@@ -6866,22 +7298,22 @@
   </w:style>
   <w:style w:type="character" w:customStyle="1" w:styleId="gd15mcfceub">
     <w:name w:val="gd15mcfceub"/>
-    <w:basedOn w:val="DefaultParagraphFont"/>
+    <w:basedOn w:val="Absatz-Standardschriftart"/>
     <w:rsid w:val="00AF5D25"/>
   </w:style>
   <w:style w:type="character" w:customStyle="1" w:styleId="gd15mcfckub">
     <w:name w:val="gd15mcfckub"/>
-    <w:basedOn w:val="DefaultParagraphFont"/>
+    <w:basedOn w:val="Absatz-Standardschriftart"/>
     <w:rsid w:val="007262B7"/>
   </w:style>
   <w:style w:type="character" w:customStyle="1" w:styleId="gd15mcfcktb">
     <w:name w:val="gd15mcfcktb"/>
-    <w:basedOn w:val="DefaultParagraphFont"/>
+    <w:basedOn w:val="Absatz-Standardschriftart"/>
     <w:rsid w:val="007262B7"/>
   </w:style>
-  <w:style w:type="paragraph" w:styleId="NormalWeb">
+  <w:style w:type="paragraph" w:styleId="StandardWeb">
     <w:name w:val="Normal (Web)"/>
-    <w:basedOn w:val="Normal"/>
+    <w:basedOn w:val="Standard"/>
     <w:uiPriority w:val="99"/>
     <w:unhideWhenUsed/>
     <w:rsid w:val="00645B83"/>
@@ -6897,8 +7329,22 @@
   </w:style>
   <w:style w:type="character" w:customStyle="1" w:styleId="textlayer--absolute">
     <w:name w:val="textlayer--absolute"/>
-    <w:basedOn w:val="DefaultParagraphFont"/>
+    <w:basedOn w:val="Absatz-Standardschriftart"/>
     <w:rsid w:val="00810A65"/>
+  </w:style>
+  <w:style w:type="character" w:customStyle="1" w:styleId="berschrift2Zchn">
+    <w:name w:val="Überschrift 2 Zchn"/>
+    <w:basedOn w:val="Absatz-Standardschriftart"/>
+    <w:link w:val="berschrift2"/>
+    <w:uiPriority w:val="9"/>
+    <w:semiHidden/>
+    <w:rsid w:val="00974FB0"/>
+    <w:rPr>
+      <w:rFonts w:asciiTheme="majorHAnsi" w:eastAsiaTheme="majorEastAsia" w:hAnsiTheme="majorHAnsi" w:cstheme="majorBidi"/>
+      <w:color w:val="365F91" w:themeColor="accent1" w:themeShade="BF"/>
+      <w:sz w:val="26"/>
+      <w:szCs w:val="26"/>
+    </w:rPr>
   </w:style>
 </w:styles>
 </file>
